--- a/docx_chapters/42_Trail_30__Alum_Cave_Bluffs.docx
+++ b/docx_chapters/42_Trail_30__Alum_Cave_Bluffs.docx
@@ -196,18 +196,18 @@
               <w:pStyle w:val="Compact"/>
             </w:pPr>
             <w:r>
-              <w:t xml:space="preserve">Time Estimate</w:t>
-            </w:r>
-          </w:p>
-        </w:tc>
-        <w:tc>
-          <w:tcPr/>
-          <w:p>
-            <w:pPr>
-              <w:pStyle w:val="Compact"/>
-            </w:pPr>
-            <w:r>
-              <w:t xml:space="preserve">3 hours - 5 hours</w:t>
+              <w:t xml:space="preserve">Time from Knoxville</w:t>
+            </w:r>
+          </w:p>
+        </w:tc>
+        <w:tc>
+          <w:tcPr/>
+          <w:p>
+            <w:pPr>
+              <w:pStyle w:val="Compact"/>
+            </w:pPr>
+            <w:r>
+              <w:t xml:space="preserve">1 hr 15 mins</w:t>
             </w:r>
           </w:p>
         </w:tc>

--- a/docx_chapters/42_Trail_30__Alum_Cave_Bluffs.docx
+++ b/docx_chapters/42_Trail_30__Alum_Cave_Bluffs.docx
@@ -364,16 +364,19 @@
               <w:pStyle w:val="Compact"/>
             </w:pPr>
             <w:r>
-              <w:t xml:space="preserve">Strollers and Wheelchairs</w:t>
-            </w:r>
-          </w:p>
-        </w:tc>
-        <w:tc>
-          <w:tcPr/>
-          <w:p>
-            <w:pPr>
-              <w:pStyle w:val="Compact"/>
-            </w:pPr>
+              <w:t xml:space="preserve">Accessibility</w:t>
+            </w:r>
+          </w:p>
+        </w:tc>
+        <w:tc>
+          <w:tcPr/>
+          <w:p>
+            <w:pPr>
+              <w:pStyle w:val="Compact"/>
+            </w:pPr>
+            <w:r>
+              <w:t xml:space="preserve">Not accessible</w:t>
+            </w:r>
           </w:p>
         </w:tc>
       </w:tr>

--- a/docx_chapters/42_Trail_30__Alum_Cave_Bluffs.docx
+++ b/docx_chapters/42_Trail_30__Alum_Cave_Bluffs.docx
@@ -2,7 +2,7 @@
 <file path=word/document.xml><?xml version="1.0" encoding="utf-8"?>
 <w:document xmlns:w="http://schemas.openxmlformats.org/wordprocessingml/2006/main" xmlns:m="http://schemas.openxmlformats.org/officeDocument/2006/math" xmlns:r="http://schemas.openxmlformats.org/officeDocument/2006/relationships" xmlns:o="urn:schemas-microsoft-com:office:office" xmlns:v="urn:schemas-microsoft-com:vml" xmlns:w10="urn:schemas-microsoft-com:office:word" xmlns:a="http://schemas.openxmlformats.org/drawingml/2006/main" xmlns:pic="http://schemas.openxmlformats.org/drawingml/2006/picture" xmlns:wp="http://schemas.openxmlformats.org/drawingml/2006/wordprocessingDrawing">
   <w:body>
-    <w:bookmarkStart w:id="30" w:name="trail-30-alum-cave-bluffs"/>
+    <w:bookmarkStart w:id="25" w:name="trail-30-alum-cave-bluffs"/>
     <w:p>
       <w:pPr>
         <w:pStyle w:val="Heading2"/>
@@ -382,7 +382,7 @@
       </w:tr>
     </w:tbl>
     <w:bookmarkEnd w:id="21"/>
-    <w:bookmarkStart w:id="25" w:name="directions-to-the-trailhead"/>
+    <w:bookmarkStart w:id="22" w:name="directions-to-the-trailhead"/>
     <w:p>
       <w:pPr>
         <w:pStyle w:val="Heading3"/>
@@ -407,121 +407,6 @@
         <w:t xml:space="preserve">Trailhead GPS Coordinates: 35.62872, -83.45076</w:t>
       </w:r>
     </w:p>
-    <w:tbl>
-      <w:tblPr>
-        <w:tblStyle w:val="Table"/>
-        <w:tblInd w:w="164" w:type="dxa"/>
-        <w:tblBorders>
-          <w:left w:val="single" w:sz="24" w:space="0" w:color="0758E5"/>
-        </w:tblBorders>
-        <w:tblCellMar>
-          <w:left w:w="0" w:type="dxa"/>
-          <w:right w:w="0" w:type="dxa"/>
-        </w:tblCellMar>
-        <w:tblLook w:firstRow="0" w:lastRow="0" w:firstColumn="0" w:lastColumn="0" w:noHBand="0" w:noVBand="0" w:val="0000"/>
-      </w:tblPr>
-      <w:tblGrid>
-        <w:gridCol w:w="7920"/>
-      </w:tblGrid>
-      <w:tr>
-        <w:trPr>
-          <w:cantSplit/>
-        </w:trPr>
-        <w:tc>
-          <w:tcPr>
-            <w:tcMar>
-              <w:left w:w="144" w:type="dxa"/>
-              <w:right w:w="144" w:type="dxa"/>
-            </w:tcMar>
-          </w:tcPr>
-          <w:p>
-            <w:pPr>
-              <w:pStyle w:val="BodyText"/>
-            </w:pPr>
-            <w:pPr>
-              <w:spacing w:before="0" w:after="8"/>
-              <w:jc w:val="center"/>
-            </w:pPr>
-            <w:r>
-              <w:drawing>
-                <wp:inline>
-                  <wp:extent cx="152400" cy="152400"/>
-                  <wp:effectExtent b="0" l="0" r="0" t="0"/>
-                  <wp:docPr descr="" title="" id="23" name="Picture"/>
-                  <a:graphic>
-                    <a:graphicData uri="http://schemas.openxmlformats.org/drawingml/2006/picture">
-                      <pic:pic>
-                        <pic:nvPicPr>
-                          <pic:cNvPr descr="/Applications/quarto/share/formats/docx/note.png" id="24" name="Picture"/>
-                          <pic:cNvPicPr>
-                            <a:picLocks noChangeArrowheads="1" noChangeAspect="1"/>
-                          </pic:cNvPicPr>
-                        </pic:nvPicPr>
-                        <pic:blipFill>
-                          <a:blip r:embed="rId22"/>
-                          <a:stretch>
-                            <a:fillRect/>
-                          </a:stretch>
-                        </pic:blipFill>
-                        <pic:spPr bwMode="auto">
-                          <a:xfrm>
-                            <a:off x="0" y="0"/>
-                            <a:ext cx="152400" cy="152400"/>
-                          </a:xfrm>
-                          <a:prstGeom prst="rect">
-                            <a:avLst/>
-                          </a:prstGeom>
-                          <a:noFill/>
-                          <a:ln w="9525">
-                            <a:noFill/>
-                            <a:headEnd/>
-                            <a:tailEnd/>
-                          </a:ln>
-                        </pic:spPr>
-                      </pic:pic>
-                    </a:graphicData>
-                  </a:graphic>
-                </wp:inline>
-              </w:drawing>
-            </w:r>
-          </w:p>
-        </w:tc>
-        <w:tc>
-          <w:p>
-            <w:pPr>
-              <w:pStyle w:val="BodyText"/>
-            </w:pPr>
-            <w:pPr>
-              <w:spacing w:before="16" w:after="64"/>
-            </w:pPr>
-            <w:r>
-              <w:rPr>
-                <w:b/>
-                <w:bCs/>
-              </w:rPr>
-              <w:t xml:space="preserve">Jordans Red Cheek</w:t>
-            </w:r>
-          </w:p>
-          <w:p>
-            <w:pPr>
-              <w:pStyle w:val="BodyText"/>
-            </w:pPr>
-            <w:pPr>
-              <w:spacing w:before="16" w:after="16"/>
-            </w:pPr>
-            <w:r>
-              <w:t xml:space="preserve">These iconic Smokies salamanders are found only in the Smokies! If you are above 2,500 ft, you might just see one of these amazing critters.</w:t>
-            </w:r>
-            <w:r>
-              <w:br/>
-            </w:r>
-            <w:r>
-              <w:t xml:space="preserve">- Amanda Garner</w:t>
-            </w:r>
-          </w:p>
-        </w:tc>
-      </w:tr>
-    </w:tbl>
     <w:p>
       <w:pPr>
         <w:pStyle w:val="BodyText"/>
@@ -530,8 +415,8 @@
         <w:t xml:space="preserve">This is one of the busiest parking areas and trailheads in the park. Particularly with children, visiting during periods that are less busy can be essential for quickly finding a spot. Try to park at one of the two parking areas immediately beside the trailhead (one alongside the road, the other near the seasonal toilet). If you cannot, other parking is available, but from those you have to walk along the side of the road to reach the trailhead. After finding a spot, look for the signs for the Alum Cave Trail.</w:t>
       </w:r>
     </w:p>
-    <w:bookmarkEnd w:id="25"/>
-    <w:bookmarkStart w:id="26" w:name="trail-description"/>
+    <w:bookmarkEnd w:id="22"/>
+    <w:bookmarkStart w:id="23" w:name="trail-description"/>
     <w:p>
       <w:pPr>
         <w:pStyle w:val="Heading3"/>
@@ -815,8 +700,8 @@
         </w:tc>
       </w:tr>
     </w:tbl>
-    <w:bookmarkEnd w:id="26"/>
-    <w:bookmarkStart w:id="29" w:name="nearby"/>
+    <w:bookmarkEnd w:id="23"/>
+    <w:bookmarkStart w:id="24" w:name="nearby"/>
     <w:p>
       <w:pPr>
         <w:pStyle w:val="Heading3"/>
@@ -825,115 +710,6 @@
         <w:t xml:space="preserve">Nearby</w:t>
       </w:r>
     </w:p>
-    <w:tbl>
-      <w:tblPr>
-        <w:tblStyle w:val="Table"/>
-        <w:tblInd w:w="164" w:type="dxa"/>
-        <w:tblBorders>
-          <w:left w:val="single" w:sz="24" w:space="0" w:color="0758E5"/>
-        </w:tblBorders>
-        <w:tblCellMar>
-          <w:left w:w="0" w:type="dxa"/>
-          <w:right w:w="0" w:type="dxa"/>
-        </w:tblCellMar>
-        <w:tblLook w:firstRow="0" w:lastRow="0" w:firstColumn="0" w:lastColumn="0" w:noHBand="0" w:noVBand="0" w:val="0000"/>
-      </w:tblPr>
-      <w:tblGrid>
-        <w:gridCol w:w="7920"/>
-      </w:tblGrid>
-      <w:tr>
-        <w:trPr>
-          <w:cantSplit/>
-        </w:trPr>
-        <w:tc>
-          <w:tcPr>
-            <w:tcMar>
-              <w:left w:w="144" w:type="dxa"/>
-              <w:right w:w="144" w:type="dxa"/>
-            </w:tcMar>
-          </w:tcPr>
-          <w:p>
-            <w:pPr>
-              <w:pStyle w:val="FirstParagraph"/>
-            </w:pPr>
-            <w:pPr>
-              <w:spacing w:before="0" w:after="8"/>
-              <w:jc w:val="center"/>
-            </w:pPr>
-            <w:r>
-              <w:drawing>
-                <wp:inline>
-                  <wp:extent cx="152400" cy="152400"/>
-                  <wp:effectExtent b="0" l="0" r="0" t="0"/>
-                  <wp:docPr descr="" title="" id="27" name="Picture"/>
-                  <a:graphic>
-                    <a:graphicData uri="http://schemas.openxmlformats.org/drawingml/2006/picture">
-                      <pic:pic>
-                        <pic:nvPicPr>
-                          <pic:cNvPr descr="/Applications/quarto/share/formats/docx/note.png" id="28" name="Picture"/>
-                          <pic:cNvPicPr>
-                            <a:picLocks noChangeArrowheads="1" noChangeAspect="1"/>
-                          </pic:cNvPicPr>
-                        </pic:nvPicPr>
-                        <pic:blipFill>
-                          <a:blip r:embed="rId22"/>
-                          <a:stretch>
-                            <a:fillRect/>
-                          </a:stretch>
-                        </pic:blipFill>
-                        <pic:spPr bwMode="auto">
-                          <a:xfrm>
-                            <a:off x="0" y="0"/>
-                            <a:ext cx="152400" cy="152400"/>
-                          </a:xfrm>
-                          <a:prstGeom prst="rect">
-                            <a:avLst/>
-                          </a:prstGeom>
-                          <a:noFill/>
-                          <a:ln w="9525">
-                            <a:noFill/>
-                            <a:headEnd/>
-                            <a:tailEnd/>
-                          </a:ln>
-                        </pic:spPr>
-                      </pic:pic>
-                    </a:graphicData>
-                  </a:graphic>
-                </wp:inline>
-              </w:drawing>
-            </w:r>
-          </w:p>
-        </w:tc>
-        <w:tc>
-          <w:p>
-            <w:pPr>
-              <w:pStyle w:val="BodyText"/>
-            </w:pPr>
-            <w:pPr>
-              <w:spacing w:before="16" w:after="64"/>
-            </w:pPr>
-            <w:r>
-              <w:rPr>
-                <w:b/>
-                <w:bCs/>
-              </w:rPr>
-              <w:t xml:space="preserve">Red Spruce</w:t>
-            </w:r>
-          </w:p>
-          <w:p>
-            <w:pPr>
-              <w:pStyle w:val="BodyText"/>
-            </w:pPr>
-            <w:pPr>
-              <w:spacing w:before="16" w:after="16"/>
-            </w:pPr>
-            <w:r>
-              <w:t xml:space="preserve">Similar to Fraser Fir, but larger (taller and wider) and found at lower elevations (beginning around 4,000 feet). When you see them, you feel like you’re in high and remote mountains.</w:t>
-            </w:r>
-          </w:p>
-        </w:tc>
-      </w:tr>
-    </w:tbl>
     <w:p>
       <w:pPr>
         <w:pStyle w:val="Compact"/>
@@ -978,8 +754,8 @@
         <w:t xml:space="preserve">You may continue farther along on the Alum Cave Trail to Mount LeConte, a peak with only around 40 feet less height than Kuwohi, but only accessible via (lengthy) hikes. The round trip hike from the Alum Cave Trail Trailhead to Mount LeConte is around 11 very challenging miles. There is a lodge at which you can reserve a rustic room called LeConte Lodge (LeConte Lodge · Gatlinburg, TN 37738), but it can be difficult to secure a reservation. The LeConte Lodge includes a store where day hikers can purchase snacks, coveted t-shirts, and even more coveted no-bake cookies.</w:t>
       </w:r>
     </w:p>
-    <w:bookmarkEnd w:id="29"/>
-    <w:bookmarkEnd w:id="30"/>
+    <w:bookmarkEnd w:id="24"/>
+    <w:bookmarkEnd w:id="25"/>
     <w:sectPr>
       <w:footnotePr>
         <w:numRestart w:val="eachSect"/>
